--- a/Docs/TableroKanban.docx
+++ b/Docs/TableroKanban.docx
@@ -1027,11 +1027,11 @@
         <w:tblLayout w:type="fixed"/>
       </w:tblPr>
       <w:tblGrid>
-        <w:gridCol w:w="2538"/>
-        <w:gridCol w:w="1034"/>
-        <w:gridCol w:w="1222"/>
-        <w:gridCol w:w="940"/>
-        <w:gridCol w:w="3104"/>
+        <w:gridCol w:w="2975"/>
+        <w:gridCol w:w="962"/>
+        <w:gridCol w:w="1137"/>
+        <w:gridCol w:w="900"/>
+        <w:gridCol w:w="2864"/>
       </w:tblGrid>
       <w:tr>
         <w:trPr>
@@ -1039,7 +1039,7 @@
         </w:trPr>
         <w:tc>
           <w:tcPr>
-            <w:tcW w:w="2538" w:type="dxa"/>
+            <w:tcW w:w="2975" w:type="dxa"/>
           </w:tcPr>
           <w:p>
             <w:pPr>
@@ -1059,7 +1059,7 @@
         </w:tc>
         <w:tc>
           <w:tcPr>
-            <w:tcW w:w="1034" w:type="dxa"/>
+            <w:tcW w:w="962" w:type="dxa"/>
           </w:tcPr>
           <w:p>
             <w:pPr>
@@ -1079,7 +1079,7 @@
         </w:tc>
         <w:tc>
           <w:tcPr>
-            <w:tcW w:w="1222" w:type="dxa"/>
+            <w:tcW w:w="1137" w:type="dxa"/>
           </w:tcPr>
           <w:p>
             <w:pPr>
@@ -1099,7 +1099,7 @@
         </w:tc>
         <w:tc>
           <w:tcPr>
-            <w:tcW w:w="940" w:type="dxa"/>
+            <w:tcW w:w="900" w:type="dxa"/>
           </w:tcPr>
           <w:p>
             <w:pPr>
@@ -1119,7 +1119,7 @@
         </w:tc>
         <w:tc>
           <w:tcPr>
-            <w:tcW w:w="3104" w:type="dxa"/>
+            <w:tcW w:w="2864" w:type="dxa"/>
           </w:tcPr>
           <w:p>
             <w:pPr>
@@ -1144,7 +1144,7 @@
         </w:trPr>
         <w:tc>
           <w:tcPr>
-            <w:tcW w:w="2538" w:type="dxa"/>
+            <w:tcW w:w="2975" w:type="dxa"/>
           </w:tcPr>
           <w:p>
             <w:pPr>
@@ -1157,13 +1157,13 @@
                 <w:sz w:val="18"/>
                 <w:szCs w:val="18"/>
               </w:rPr>
-              <w:t xml:space="preserve">TD-01 Autenticación y roles</w:t>
+              <w:t xml:space="preserve">TD-01 Claves y bloqueo de intentos</w:t>
             </w:r>
           </w:p>
         </w:tc>
         <w:tc>
           <w:tcPr>
-            <w:tcW w:w="1034" w:type="dxa"/>
+            <w:tcW w:w="962" w:type="dxa"/>
           </w:tcPr>
           <w:p>
             <w:pPr>
@@ -1182,7 +1182,7 @@
         </w:tc>
         <w:tc>
           <w:tcPr>
-            <w:tcW w:w="1222" w:type="dxa"/>
+            <w:tcW w:w="1137" w:type="dxa"/>
           </w:tcPr>
           <w:p>
             <w:pPr>
@@ -1201,7 +1201,7 @@
         </w:tc>
         <w:tc>
           <w:tcPr>
-            <w:tcW w:w="940" w:type="dxa"/>
+            <w:tcW w:w="900" w:type="dxa"/>
           </w:tcPr>
           <w:p>
             <w:pPr>
@@ -1220,7 +1220,7 @@
         </w:tc>
         <w:tc>
           <w:tcPr>
-            <w:tcW w:w="3104" w:type="dxa"/>
+            <w:tcW w:w="2864" w:type="dxa"/>
           </w:tcPr>
           <w:p>
             <w:pPr>
@@ -1233,7 +1233,7 @@
                 <w:sz w:val="18"/>
                 <w:szCs w:val="18"/>
               </w:rPr>
-              <w:t xml:space="preserve">HU-01 … HU-12 (12 historias)</w:t>
+              <w:t xml:space="preserve">HU-01 … HU-17 (17 historias)</w:t>
             </w:r>
           </w:p>
         </w:tc>
@@ -1244,7 +1244,7 @@
         </w:trPr>
         <w:tc>
           <w:tcPr>
-            <w:tcW w:w="2538" w:type="dxa"/>
+            <w:tcW w:w="2975" w:type="dxa"/>
           </w:tcPr>
           <w:p>
             <w:pPr>
@@ -1263,7 +1263,7 @@
         </w:tc>
         <w:tc>
           <w:tcPr>
-            <w:tcW w:w="1034" w:type="dxa"/>
+            <w:tcW w:w="962" w:type="dxa"/>
           </w:tcPr>
           <w:p>
             <w:pPr>
@@ -1274,7 +1274,7 @@
         </w:tc>
         <w:tc>
           <w:tcPr>
-            <w:tcW w:w="1222" w:type="dxa"/>
+            <w:tcW w:w="1137" w:type="dxa"/>
           </w:tcPr>
           <w:p>
             <w:pPr>
@@ -1285,7 +1285,7 @@
         </w:tc>
         <w:tc>
           <w:tcPr>
-            <w:tcW w:w="940" w:type="dxa"/>
+            <w:tcW w:w="900" w:type="dxa"/>
           </w:tcPr>
           <w:p>
             <w:pPr>
@@ -1296,7 +1296,7 @@
         </w:tc>
         <w:tc>
           <w:tcPr>
-            <w:tcW w:w="3104" w:type="dxa"/>
+            <w:tcW w:w="2864" w:type="dxa"/>
           </w:tcPr>
           <w:p>
             <w:pPr>
@@ -1320,7 +1320,7 @@
         </w:trPr>
         <w:tc>
           <w:tcPr>
-            <w:tcW w:w="2538" w:type="dxa"/>
+            <w:tcW w:w="2975" w:type="dxa"/>
           </w:tcPr>
           <w:p>
             <w:pPr>
@@ -1339,7 +1339,7 @@
         </w:tc>
         <w:tc>
           <w:tcPr>
-            <w:tcW w:w="1034" w:type="dxa"/>
+            <w:tcW w:w="962" w:type="dxa"/>
           </w:tcPr>
           <w:p>
             <w:pPr>
@@ -1350,7 +1350,7 @@
         </w:tc>
         <w:tc>
           <w:tcPr>
-            <w:tcW w:w="1222" w:type="dxa"/>
+            <w:tcW w:w="1137" w:type="dxa"/>
           </w:tcPr>
           <w:p>
             <w:pPr>
@@ -1361,7 +1361,7 @@
         </w:tc>
         <w:tc>
           <w:tcPr>
-            <w:tcW w:w="940" w:type="dxa"/>
+            <w:tcW w:w="900" w:type="dxa"/>
           </w:tcPr>
           <w:p>
             <w:pPr>
@@ -1372,7 +1372,7 @@
         </w:tc>
         <w:tc>
           <w:tcPr>
-            <w:tcW w:w="3104" w:type="dxa"/>
+            <w:tcW w:w="2864" w:type="dxa"/>
           </w:tcPr>
           <w:p>
             <w:pPr>
@@ -1396,7 +1396,7 @@
         </w:trPr>
         <w:tc>
           <w:tcPr>
-            <w:tcW w:w="2538" w:type="dxa"/>
+            <w:tcW w:w="2975" w:type="dxa"/>
           </w:tcPr>
           <w:p>
             <w:pPr>
@@ -1415,7 +1415,7 @@
         </w:tc>
         <w:tc>
           <w:tcPr>
-            <w:tcW w:w="1034" w:type="dxa"/>
+            <w:tcW w:w="962" w:type="dxa"/>
           </w:tcPr>
           <w:p>
             <w:pPr>
@@ -1426,7 +1426,7 @@
         </w:tc>
         <w:tc>
           <w:tcPr>
-            <w:tcW w:w="1222" w:type="dxa"/>
+            <w:tcW w:w="1137" w:type="dxa"/>
           </w:tcPr>
           <w:p>
             <w:pPr>
@@ -1437,7 +1437,7 @@
         </w:tc>
         <w:tc>
           <w:tcPr>
-            <w:tcW w:w="940" w:type="dxa"/>
+            <w:tcW w:w="900" w:type="dxa"/>
           </w:tcPr>
           <w:p>
             <w:pPr>
@@ -1448,7 +1448,7 @@
         </w:tc>
         <w:tc>
           <w:tcPr>
-            <w:tcW w:w="3104" w:type="dxa"/>
+            <w:tcW w:w="2864" w:type="dxa"/>
           </w:tcPr>
           <w:p>
             <w:pPr>
@@ -1472,7 +1472,7 @@
         </w:trPr>
         <w:tc>
           <w:tcPr>
-            <w:tcW w:w="2538" w:type="dxa"/>
+            <w:tcW w:w="2975" w:type="dxa"/>
           </w:tcPr>
           <w:p>
             <w:pPr>
@@ -1491,7 +1491,7 @@
         </w:tc>
         <w:tc>
           <w:tcPr>
-            <w:tcW w:w="1034" w:type="dxa"/>
+            <w:tcW w:w="962" w:type="dxa"/>
           </w:tcPr>
           <w:p>
             <w:pPr>
@@ -1502,7 +1502,7 @@
         </w:tc>
         <w:tc>
           <w:tcPr>
-            <w:tcW w:w="1222" w:type="dxa"/>
+            <w:tcW w:w="1137" w:type="dxa"/>
           </w:tcPr>
           <w:p>
             <w:pPr>
@@ -1513,7 +1513,7 @@
         </w:tc>
         <w:tc>
           <w:tcPr>
-            <w:tcW w:w="940" w:type="dxa"/>
+            <w:tcW w:w="900" w:type="dxa"/>
           </w:tcPr>
           <w:p>
             <w:pPr>
@@ -1524,7 +1524,7 @@
         </w:tc>
         <w:tc>
           <w:tcPr>
-            <w:tcW w:w="3104" w:type="dxa"/>
+            <w:tcW w:w="2864" w:type="dxa"/>
           </w:tcPr>
           <w:p>
             <w:pPr>
@@ -1548,7 +1548,7 @@
         </w:trPr>
         <w:tc>
           <w:tcPr>
-            <w:tcW w:w="2538" w:type="dxa"/>
+            <w:tcW w:w="2975" w:type="dxa"/>
           </w:tcPr>
           <w:p>
             <w:pPr>
@@ -1559,7 +1559,7 @@
         </w:tc>
         <w:tc>
           <w:tcPr>
-            <w:tcW w:w="1034" w:type="dxa"/>
+            <w:tcW w:w="962" w:type="dxa"/>
           </w:tcPr>
           <w:p>
             <w:pPr>
@@ -1570,7 +1570,7 @@
         </w:tc>
         <w:tc>
           <w:tcPr>
-            <w:tcW w:w="1222" w:type="dxa"/>
+            <w:tcW w:w="1137" w:type="dxa"/>
           </w:tcPr>
           <w:p>
             <w:pPr>
@@ -1581,7 +1581,7 @@
         </w:tc>
         <w:tc>
           <w:tcPr>
-            <w:tcW w:w="940" w:type="dxa"/>
+            <w:tcW w:w="900" w:type="dxa"/>
           </w:tcPr>
           <w:p>
             <w:pPr>
@@ -1592,7 +1592,7 @@
         </w:tc>
         <w:tc>
           <w:tcPr>
-            <w:tcW w:w="3104" w:type="dxa"/>
+            <w:tcW w:w="2864" w:type="dxa"/>
           </w:tcPr>
           <w:p>
             <w:pPr>
@@ -1606,6 +1606,74 @@
                 <w:szCs w:val="18"/>
               </w:rPr>
               <w:t xml:space="preserve">DEF-05 Cabeceras de seguridad</w:t>
+            </w:r>
+          </w:p>
+        </w:tc>
+      </w:tr>
+      <w:tr>
+        <w:trPr>
+          <w:cantSplit/>
+        </w:trPr>
+        <w:tc>
+          <w:tcPr>
+            <w:tcW w:w="2975" w:type="dxa"/>
+          </w:tcPr>
+          <w:p>
+            <w:pPr>
+              <w:spacing w:before="40" w:after="40" w:line="240" w:lineRule="auto"/>
+              <w:jc w:val="left"/>
+            </w:pPr>
+          </w:p>
+        </w:tc>
+        <w:tc>
+          <w:tcPr>
+            <w:tcW w:w="962" w:type="dxa"/>
+          </w:tcPr>
+          <w:p>
+            <w:pPr>
+              <w:spacing w:before="40" w:after="40" w:line="240" w:lineRule="auto"/>
+              <w:jc w:val="left"/>
+            </w:pPr>
+          </w:p>
+        </w:tc>
+        <w:tc>
+          <w:tcPr>
+            <w:tcW w:w="1137" w:type="dxa"/>
+          </w:tcPr>
+          <w:p>
+            <w:pPr>
+              <w:spacing w:before="40" w:after="40" w:line="240" w:lineRule="auto"/>
+              <w:jc w:val="left"/>
+            </w:pPr>
+          </w:p>
+        </w:tc>
+        <w:tc>
+          <w:tcPr>
+            <w:tcW w:w="900" w:type="dxa"/>
+          </w:tcPr>
+          <w:p>
+            <w:pPr>
+              <w:spacing w:before="40" w:after="40" w:line="240" w:lineRule="auto"/>
+              <w:jc w:val="left"/>
+            </w:pPr>
+          </w:p>
+        </w:tc>
+        <w:tc>
+          <w:tcPr>
+            <w:tcW w:w="2864" w:type="dxa"/>
+          </w:tcPr>
+          <w:p>
+            <w:pPr>
+              <w:spacing w:before="40" w:after="40" w:line="240" w:lineRule="auto"/>
+              <w:jc w:val="left"/>
+            </w:pPr>
+            <w:r>
+              <w:rPr>
+                <w:color w:val="000000"/>
+                <w:sz w:val="18"/>
+                <w:szCs w:val="18"/>
+              </w:rPr>
+              <w:t xml:space="preserve">DEF-06 Sin autenticación ni roles</w:t>
             </w:r>
           </w:p>
         </w:tc>
@@ -1919,7 +1987,7 @@
                 <w:sz w:val="18"/>
                 <w:szCs w:val="18"/>
               </w:rPr>
-              <w:t xml:space="preserve">17 (12 historias + 5 defectos)</w:t>
+              <w:t xml:space="preserve">23 (17 historias + 6 defectos)</w:t>
             </w:r>
           </w:p>
         </w:tc>
@@ -1962,7 +2030,7 @@
                 <w:sz w:val="18"/>
                 <w:szCs w:val="18"/>
               </w:rPr>
-              <w:t xml:space="preserve">5</w:t>
+              <w:t xml:space="preserve">5 (TD-01 a TD-05)</w:t>
             </w:r>
           </w:p>
         </w:tc>
